--- a/Resume-Bas-LeadershipFocused.docx
+++ b/Resume-Bas-LeadershipFocused.docx
@@ -217,7 +217,25 @@
           <w:sz w:val="20"/>
           <w:szCs w:val="20"/>
         </w:rPr>
-        <w:t>I’m looking to relocate to the Netherlands and for a technical leadership role at a focused</w:t>
+        <w:t xml:space="preserve">I’m </w:t>
+      </w:r>
+      <w:r>
+        <w:rPr>
+          <w:rFonts w:ascii="Arial" w:eastAsia="Arial" w:hAnsi="Arial" w:cs="Arial"/>
+          <w:color w:val="0E101A"/>
+          <w:sz w:val="20"/>
+          <w:szCs w:val="20"/>
+        </w:rPr>
+        <w:t xml:space="preserve">looking </w:t>
+      </w:r>
+      <w:r>
+        <w:rPr>
+          <w:rFonts w:ascii="Arial" w:eastAsia="Arial" w:hAnsi="Arial" w:cs="Arial"/>
+          <w:color w:val="0E101A"/>
+          <w:sz w:val="20"/>
+          <w:szCs w:val="20"/>
+        </w:rPr>
+        <w:t>for a technical leadership role at a focused</w:t>
       </w:r>
       <w:r>
         <w:rPr>

--- a/Resume-Bas-LeadershipFocused.docx
+++ b/Resume-Bas-LeadershipFocused.docx
@@ -210,6 +210,7 @@
           <w:szCs w:val="20"/>
         </w:rPr>
       </w:pPr>
+      <w:bookmarkStart w:id="1" w:name="_Hlk205316343"/>
       <w:r>
         <w:rPr>
           <w:rFonts w:ascii="Arial" w:eastAsia="Arial" w:hAnsi="Arial" w:cs="Arial"/>
@@ -244,10 +245,29 @@
           <w:sz w:val="20"/>
           <w:szCs w:val="20"/>
         </w:rPr>
-        <w:t xml:space="preserve"> organization.</w:t>
+        <w:t xml:space="preserve"> organization</w:t>
+      </w:r>
+      <w:r>
+        <w:rPr>
+          <w:rFonts w:ascii="Arial" w:eastAsia="Arial" w:hAnsi="Arial" w:cs="Arial"/>
+          <w:color w:val="0E101A"/>
+          <w:sz w:val="20"/>
+          <w:szCs w:val="20"/>
+        </w:rPr>
+        <w:t>, either remote or hybrid in Denver Colorado</w:t>
+      </w:r>
+      <w:r>
+        <w:rPr>
+          <w:rFonts w:ascii="Arial" w:eastAsia="Arial" w:hAnsi="Arial" w:cs="Arial"/>
+          <w:color w:val="0E101A"/>
+          <w:sz w:val="20"/>
+          <w:szCs w:val="20"/>
+        </w:rPr>
+        <w:t>.</w:t>
       </w:r>
     </w:p>
     <w:bookmarkEnd w:id="0"/>
+    <w:bookmarkEnd w:id="1"/>
     <w:p>
       <w:pPr>
         <w:pBdr>
@@ -348,7 +368,7 @@
           <w:szCs w:val="20"/>
         </w:rPr>
       </w:pPr>
-      <w:bookmarkStart w:id="1" w:name="_Hlk182926422"/>
+      <w:bookmarkStart w:id="2" w:name="_Hlk182926422"/>
       <w:r>
         <w:rPr>
           <w:rFonts w:ascii="Arial" w:eastAsia="Arial" w:hAnsi="Arial" w:cs="Arial"/>
@@ -484,7 +504,7 @@
         </w:r>
       </w:hyperlink>
     </w:p>
-    <w:bookmarkEnd w:id="1"/>
+    <w:bookmarkEnd w:id="2"/>
     <w:p>
       <w:pPr>
         <w:pBdr>
@@ -617,6 +637,15 @@
           <w:sz w:val="20"/>
           <w:szCs w:val="20"/>
         </w:rPr>
+        <w:t xml:space="preserve">Beeline - </w:t>
+      </w:r>
+      <w:r>
+        <w:rPr>
+          <w:rFonts w:ascii="Arial" w:eastAsia="Arial" w:hAnsi="Arial" w:cs="Arial"/>
+          <w:b/>
+          <w:sz w:val="20"/>
+          <w:szCs w:val="20"/>
+        </w:rPr>
         <w:t xml:space="preserve">MBO </w:t>
       </w:r>
       <w:r>
@@ -743,7 +772,47 @@
           <w:sz w:val="20"/>
           <w:szCs w:val="20"/>
         </w:rPr>
-        <w:t>I took charge of a project that had stalled for five years before my involvement. Leading decisively, I designed the architecture, made critical decisions, and drove the execution to release the project into production successfully. Within nine months, we transitioned the first customers into the new system. Leveraging pragmatic architecture and a holistic approach, I guided a 20-person offshore development team alongside in-house and contract resources. This effort included mentoring, coaching, and providing direction to complete the migration of an entire billion-dollar payment business.</w:t>
+        <w:t xml:space="preserve">I took charge of a project that had </w:t>
+      </w:r>
+      <w:proofErr w:type="gramStart"/>
+      <w:r>
+        <w:rPr>
+          <w:rFonts w:ascii="Arial" w:eastAsia="Arial" w:hAnsi="Arial" w:cs="Arial"/>
+          <w:color w:val="000000"/>
+          <w:sz w:val="20"/>
+          <w:szCs w:val="20"/>
+        </w:rPr>
+        <w:t>stalled</w:t>
+      </w:r>
+      <w:proofErr w:type="gramEnd"/>
+      <w:r>
+        <w:rPr>
+          <w:rFonts w:ascii="Arial" w:eastAsia="Arial" w:hAnsi="Arial" w:cs="Arial"/>
+          <w:color w:val="000000"/>
+          <w:sz w:val="20"/>
+          <w:szCs w:val="20"/>
+        </w:rPr>
+        <w:t xml:space="preserve"> for five years before my involvement. Leading decisively, I designed the architecture, made critical decisions, and drove the execution to release the project into production successfully. Within nine months, we transitioned the first customers into the new system. Leveraging pragmatic architecture and a holistic approach, I guided a 20-person offshore development team alongside in-house and contract resources. This effort included mentoring, coaching, and providing </w:t>
+      </w:r>
+      <w:proofErr w:type="gramStart"/>
+      <w:r>
+        <w:rPr>
+          <w:rFonts w:ascii="Arial" w:eastAsia="Arial" w:hAnsi="Arial" w:cs="Arial"/>
+          <w:color w:val="000000"/>
+          <w:sz w:val="20"/>
+          <w:szCs w:val="20"/>
+        </w:rPr>
+        <w:t>direction</w:t>
+      </w:r>
+      <w:proofErr w:type="gramEnd"/>
+      <w:r>
+        <w:rPr>
+          <w:rFonts w:ascii="Arial" w:eastAsia="Arial" w:hAnsi="Arial" w:cs="Arial"/>
+          <w:color w:val="000000"/>
+          <w:sz w:val="20"/>
+          <w:szCs w:val="20"/>
+        </w:rPr>
+        <w:t xml:space="preserve"> to complete the migration of an entire billion-dollar payment business.</w:t>
       </w:r>
     </w:p>
     <w:p>
@@ -904,108 +973,6 @@
     </w:p>
     <w:p>
       <w:pPr>
-        <w:rPr>
-          <w:rFonts w:ascii="Arial" w:eastAsia="Arial" w:hAnsi="Arial" w:cs="Arial"/>
-          <w:b/>
-          <w:sz w:val="20"/>
-          <w:szCs w:val="20"/>
-        </w:rPr>
-      </w:pPr>
-      <w:r>
-        <w:rPr>
-          <w:rFonts w:ascii="Arial" w:eastAsia="Arial" w:hAnsi="Arial" w:cs="Arial"/>
-          <w:b/>
-          <w:sz w:val="20"/>
-          <w:szCs w:val="20"/>
-        </w:rPr>
-        <w:lastRenderedPageBreak/>
-        <w:t>Senior Developer | Charles Schwab</w:t>
-      </w:r>
-      <w:r>
-        <w:rPr>
-          <w:rFonts w:ascii="Arial" w:eastAsia="Arial" w:hAnsi="Arial" w:cs="Arial"/>
-          <w:b/>
-          <w:sz w:val="20"/>
-          <w:szCs w:val="20"/>
-        </w:rPr>
-        <w:t xml:space="preserve"> | </w:t>
-      </w:r>
-      <w:r>
-        <w:rPr>
-          <w:rFonts w:ascii="Arial" w:eastAsia="Arial" w:hAnsi="Arial" w:cs="Arial"/>
-          <w:b/>
-          <w:sz w:val="20"/>
-          <w:szCs w:val="20"/>
-        </w:rPr>
-        <w:t>Remote</w:t>
-      </w:r>
-      <w:r>
-        <w:rPr>
-          <w:rFonts w:ascii="Arial" w:eastAsia="Arial" w:hAnsi="Arial" w:cs="Arial"/>
-          <w:b/>
-          <w:sz w:val="20"/>
-          <w:szCs w:val="20"/>
-        </w:rPr>
-        <w:tab/>
-      </w:r>
-      <w:r>
-        <w:rPr>
-          <w:rFonts w:ascii="Arial" w:eastAsia="Arial" w:hAnsi="Arial" w:cs="Arial"/>
-          <w:b/>
-          <w:sz w:val="20"/>
-          <w:szCs w:val="20"/>
-        </w:rPr>
-        <w:t>Jul</w:t>
-      </w:r>
-      <w:r>
-        <w:rPr>
-          <w:rFonts w:ascii="Arial" w:eastAsia="Arial" w:hAnsi="Arial" w:cs="Arial"/>
-          <w:b/>
-          <w:sz w:val="20"/>
-          <w:szCs w:val="20"/>
-        </w:rPr>
-        <w:t xml:space="preserve"> 202</w:t>
-      </w:r>
-      <w:r>
-        <w:rPr>
-          <w:rFonts w:ascii="Arial" w:eastAsia="Arial" w:hAnsi="Arial" w:cs="Arial"/>
-          <w:b/>
-          <w:sz w:val="20"/>
-          <w:szCs w:val="20"/>
-        </w:rPr>
-        <w:t>0</w:t>
-      </w:r>
-      <w:r>
-        <w:rPr>
-          <w:rFonts w:ascii="Arial" w:eastAsia="Arial" w:hAnsi="Arial" w:cs="Arial"/>
-          <w:b/>
-          <w:sz w:val="20"/>
-          <w:szCs w:val="20"/>
-          <w:highlight w:val="white"/>
-        </w:rPr>
-        <w:t xml:space="preserve"> – </w:t>
-      </w:r>
-      <w:r>
-        <w:rPr>
-          <w:rFonts w:ascii="Arial" w:eastAsia="Arial" w:hAnsi="Arial" w:cs="Arial"/>
-          <w:b/>
-          <w:sz w:val="20"/>
-          <w:szCs w:val="20"/>
-        </w:rPr>
-        <w:t>Jan</w:t>
-      </w:r>
-      <w:r>
-        <w:rPr>
-          <w:rFonts w:ascii="Arial" w:eastAsia="Arial" w:hAnsi="Arial" w:cs="Arial"/>
-          <w:b/>
-          <w:sz w:val="20"/>
-          <w:szCs w:val="20"/>
-        </w:rPr>
-        <w:t xml:space="preserve"> 2022</w:t>
-      </w:r>
-    </w:p>
-    <w:p>
-      <w:pPr>
         <w:pBdr>
           <w:top w:val="nil"/>
           <w:left w:val="nil"/>
@@ -1020,481 +987,17 @@
           <w:color w:val="000000"/>
           <w:sz w:val="20"/>
           <w:szCs w:val="20"/>
-          <w:highlight w:val="white"/>
-        </w:rPr>
-      </w:pPr>
-    </w:p>
-    <w:p>
-      <w:pPr>
-        <w:pBdr>
-          <w:top w:val="nil"/>
-          <w:left w:val="nil"/>
-          <w:right w:val="nil"/>
-          <w:between w:val="nil"/>
-        </w:pBdr>
-        <w:rPr>
-          <w:rFonts w:ascii="Arial" w:eastAsia="Arial" w:hAnsi="Arial" w:cs="Arial"/>
-          <w:color w:val="000000"/>
-          <w:sz w:val="20"/>
-          <w:szCs w:val="20"/>
-        </w:rPr>
-      </w:pPr>
-      <w:r>
-        <w:rPr>
-          <w:rFonts w:ascii="Arial" w:eastAsia="Arial" w:hAnsi="Arial" w:cs="Arial"/>
-          <w:color w:val="000000"/>
-          <w:sz w:val="20"/>
-          <w:szCs w:val="20"/>
-        </w:rPr>
-        <w:t>Supported existing applications and developed new technologies.</w:t>
-      </w:r>
-    </w:p>
-    <w:p>
-      <w:pPr>
-        <w:pBdr>
-          <w:top w:val="nil"/>
-          <w:left w:val="nil"/>
-          <w:right w:val="nil"/>
-          <w:between w:val="nil"/>
-        </w:pBdr>
-        <w:rPr>
-          <w:rFonts w:ascii="Arial" w:eastAsia="Arial" w:hAnsi="Arial" w:cs="Arial"/>
-          <w:color w:val="000000"/>
-          <w:sz w:val="20"/>
-          <w:szCs w:val="20"/>
-        </w:rPr>
-      </w:pPr>
-    </w:p>
-    <w:p>
-      <w:pPr>
-        <w:rPr>
-          <w:rFonts w:ascii="Arial" w:eastAsia="Arial" w:hAnsi="Arial" w:cs="Arial"/>
-          <w:b/>
-          <w:sz w:val="20"/>
-          <w:szCs w:val="20"/>
-        </w:rPr>
-      </w:pPr>
-      <w:r>
-        <w:rPr>
-          <w:rFonts w:ascii="Arial" w:eastAsia="Arial" w:hAnsi="Arial" w:cs="Arial"/>
-          <w:b/>
-          <w:sz w:val="20"/>
-          <w:szCs w:val="20"/>
-        </w:rPr>
-        <w:t>Founder</w:t>
-      </w:r>
-      <w:r>
-        <w:rPr>
-          <w:rFonts w:ascii="Arial" w:eastAsia="Arial" w:hAnsi="Arial" w:cs="Arial"/>
-          <w:b/>
-          <w:sz w:val="20"/>
-          <w:szCs w:val="20"/>
-        </w:rPr>
-        <w:t xml:space="preserve"> | </w:t>
-      </w:r>
-      <w:r>
-        <w:rPr>
-          <w:rFonts w:ascii="Arial" w:eastAsia="Arial" w:hAnsi="Arial" w:cs="Arial"/>
-          <w:b/>
-          <w:sz w:val="20"/>
-          <w:szCs w:val="20"/>
-        </w:rPr>
-        <w:t>Possum Labs | Denver</w:t>
-      </w:r>
-      <w:r>
-        <w:rPr>
-          <w:rFonts w:ascii="Arial" w:eastAsia="Arial" w:hAnsi="Arial" w:cs="Arial"/>
-          <w:b/>
-          <w:sz w:val="20"/>
-          <w:szCs w:val="20"/>
-        </w:rPr>
-        <w:t>, CO</w:t>
-      </w:r>
-      <w:r>
-        <w:rPr>
-          <w:rFonts w:ascii="Arial" w:eastAsia="Arial" w:hAnsi="Arial" w:cs="Arial"/>
-          <w:b/>
-          <w:sz w:val="20"/>
-          <w:szCs w:val="20"/>
-        </w:rPr>
-        <w:tab/>
-      </w:r>
-      <w:r>
-        <w:rPr>
-          <w:rFonts w:ascii="Arial" w:eastAsia="Arial" w:hAnsi="Arial" w:cs="Arial"/>
-          <w:b/>
-          <w:sz w:val="20"/>
-          <w:szCs w:val="20"/>
-        </w:rPr>
-        <w:t>Jan</w:t>
-      </w:r>
-      <w:r>
-        <w:rPr>
-          <w:rFonts w:ascii="Arial" w:eastAsia="Arial" w:hAnsi="Arial" w:cs="Arial"/>
-          <w:b/>
-          <w:sz w:val="20"/>
-          <w:szCs w:val="20"/>
-        </w:rPr>
-        <w:t xml:space="preserve"> 2018</w:t>
-      </w:r>
-      <w:r>
-        <w:rPr>
-          <w:rFonts w:ascii="Arial" w:eastAsia="Arial" w:hAnsi="Arial" w:cs="Arial"/>
-          <w:b/>
-          <w:sz w:val="20"/>
-          <w:szCs w:val="20"/>
-          <w:highlight w:val="white"/>
-        </w:rPr>
-        <w:t xml:space="preserve"> – </w:t>
-      </w:r>
-      <w:r>
-        <w:rPr>
-          <w:rFonts w:ascii="Arial" w:eastAsia="Arial" w:hAnsi="Arial" w:cs="Arial"/>
-          <w:b/>
-          <w:sz w:val="20"/>
-          <w:szCs w:val="20"/>
-        </w:rPr>
-        <w:t>Apr</w:t>
-      </w:r>
-      <w:r>
-        <w:rPr>
-          <w:rFonts w:ascii="Arial" w:eastAsia="Arial" w:hAnsi="Arial" w:cs="Arial"/>
-          <w:b/>
-          <w:sz w:val="20"/>
-          <w:szCs w:val="20"/>
-        </w:rPr>
-        <w:t xml:space="preserve"> 202</w:t>
-      </w:r>
-      <w:r>
-        <w:rPr>
-          <w:rFonts w:ascii="Arial" w:eastAsia="Arial" w:hAnsi="Arial" w:cs="Arial"/>
-          <w:b/>
-          <w:sz w:val="20"/>
-          <w:szCs w:val="20"/>
-        </w:rPr>
-        <w:t>0</w:t>
-      </w:r>
-    </w:p>
-    <w:p>
-      <w:pPr>
-        <w:pBdr>
-          <w:top w:val="nil"/>
-          <w:left w:val="nil"/>
-          <w:right w:val="nil"/>
-          <w:between w:val="nil"/>
-        </w:pBdr>
-        <w:rPr>
-          <w:rFonts w:ascii="Arial" w:eastAsia="Arial" w:hAnsi="Arial" w:cs="Arial"/>
-          <w:sz w:val="20"/>
-          <w:szCs w:val="20"/>
-        </w:rPr>
-      </w:pPr>
-    </w:p>
-    <w:p>
-      <w:pPr>
-        <w:pBdr>
-          <w:top w:val="nil"/>
-          <w:left w:val="nil"/>
-          <w:right w:val="nil"/>
-          <w:between w:val="nil"/>
-        </w:pBdr>
-        <w:rPr>
-          <w:rFonts w:ascii="Arial" w:eastAsia="Arial" w:hAnsi="Arial" w:cs="Arial"/>
-          <w:sz w:val="20"/>
-          <w:szCs w:val="20"/>
-        </w:rPr>
-      </w:pPr>
-      <w:r>
-        <w:rPr>
-          <w:rFonts w:ascii="Arial" w:eastAsia="Arial" w:hAnsi="Arial" w:cs="Arial"/>
-          <w:sz w:val="20"/>
-          <w:szCs w:val="20"/>
-        </w:rPr>
-        <w:t xml:space="preserve">After developing a similar </w:t>
-      </w:r>
-      <w:r>
-        <w:rPr>
-          <w:rFonts w:ascii="Arial" w:eastAsia="Arial" w:hAnsi="Arial" w:cs="Arial"/>
-          <w:sz w:val="20"/>
-          <w:szCs w:val="20"/>
-        </w:rPr>
-        <w:t xml:space="preserve">test </w:t>
-      </w:r>
-      <w:r>
-        <w:rPr>
-          <w:rFonts w:ascii="Arial" w:eastAsia="Arial" w:hAnsi="Arial" w:cs="Arial"/>
-          <w:sz w:val="20"/>
-          <w:szCs w:val="20"/>
-        </w:rPr>
-        <w:t xml:space="preserve">system at </w:t>
-      </w:r>
-      <w:r>
-        <w:rPr>
-          <w:rFonts w:ascii="Arial" w:eastAsia="Arial" w:hAnsi="Arial" w:cs="Arial"/>
-          <w:sz w:val="20"/>
-          <w:szCs w:val="20"/>
-        </w:rPr>
-        <w:t>Trimble, Starz, and Envision</w:t>
-      </w:r>
-      <w:r>
-        <w:rPr>
-          <w:rFonts w:ascii="Arial" w:eastAsia="Arial" w:hAnsi="Arial" w:cs="Arial"/>
-          <w:sz w:val="20"/>
-          <w:szCs w:val="20"/>
-        </w:rPr>
-        <w:t>,</w:t>
-      </w:r>
-      <w:r>
-        <w:rPr>
-          <w:rFonts w:ascii="Arial" w:eastAsia="Arial" w:hAnsi="Arial" w:cs="Arial"/>
-          <w:sz w:val="20"/>
-          <w:szCs w:val="20"/>
-        </w:rPr>
-        <w:t xml:space="preserve"> </w:t>
-      </w:r>
-      <w:r>
-        <w:rPr>
-          <w:rFonts w:ascii="Arial" w:eastAsia="Arial" w:hAnsi="Arial" w:cs="Arial"/>
-          <w:sz w:val="20"/>
-          <w:szCs w:val="20"/>
-        </w:rPr>
-        <w:t>I saw an opportunity</w:t>
-      </w:r>
-      <w:r>
-        <w:rPr>
-          <w:rFonts w:ascii="Arial" w:eastAsia="Arial" w:hAnsi="Arial" w:cs="Arial"/>
-          <w:sz w:val="20"/>
-          <w:szCs w:val="20"/>
-        </w:rPr>
-        <w:t xml:space="preserve"> to productize that solution</w:t>
-      </w:r>
-      <w:r>
-        <w:rPr>
-          <w:rFonts w:ascii="Arial" w:eastAsia="Arial" w:hAnsi="Arial" w:cs="Arial"/>
-          <w:sz w:val="20"/>
-          <w:szCs w:val="20"/>
-        </w:rPr>
-        <w:t>; I</w:t>
-      </w:r>
-      <w:r>
-        <w:rPr>
-          <w:rFonts w:ascii="Arial" w:eastAsia="Arial" w:hAnsi="Arial" w:cs="Arial"/>
-          <w:sz w:val="20"/>
-          <w:szCs w:val="20"/>
-        </w:rPr>
-        <w:t xml:space="preserve"> pivoted Possum Labs from a consulting business to a product company. We developed and built a user-friendly web app for organizations’ business experts to describe desired outcomes for software in customizable domain-specific languages. It allowed me to create an architecture, learn how to run a business, build &amp; mentor a team, and work with customers.</w:t>
-      </w:r>
-    </w:p>
-    <w:p>
-      <w:pPr>
-        <w:pBdr>
-          <w:top w:val="nil"/>
-          <w:left w:val="nil"/>
-          <w:right w:val="nil"/>
-          <w:between w:val="nil"/>
-        </w:pBdr>
-        <w:rPr>
-          <w:rFonts w:ascii="Arial" w:eastAsia="Arial" w:hAnsi="Arial" w:cs="Arial"/>
-          <w:sz w:val="20"/>
-          <w:szCs w:val="20"/>
-        </w:rPr>
-      </w:pPr>
-      <w:r>
-        <w:rPr>
-          <w:rFonts w:ascii="Arial" w:eastAsia="Arial" w:hAnsi="Arial" w:cs="Arial"/>
-          <w:sz w:val="20"/>
-          <w:szCs w:val="20"/>
-        </w:rPr>
-        <w:t>The organization was primarily staffed with bootcamp graduates who were paid interns. I mentored and helped them land permanent positions, and they got real-life experience. The architecture was built to support this high turnover of inexperienced but highly motivated developers.</w:t>
-      </w:r>
-    </w:p>
-    <w:p>
-      <w:pPr>
-        <w:pBdr>
-          <w:top w:val="nil"/>
-          <w:left w:val="nil"/>
-          <w:right w:val="nil"/>
-          <w:between w:val="nil"/>
-        </w:pBdr>
-        <w:rPr>
-          <w:rFonts w:ascii="Arial" w:eastAsia="Arial" w:hAnsi="Arial" w:cs="Arial"/>
-          <w:sz w:val="20"/>
-          <w:szCs w:val="20"/>
-        </w:rPr>
-      </w:pPr>
-    </w:p>
-    <w:p>
-      <w:pPr>
-        <w:pBdr>
-          <w:top w:val="nil"/>
-          <w:left w:val="nil"/>
-          <w:right w:val="nil"/>
-          <w:between w:val="nil"/>
-        </w:pBdr>
-        <w:rPr>
-          <w:rFonts w:ascii="Arial" w:eastAsia="Arial" w:hAnsi="Arial" w:cs="Arial"/>
-          <w:sz w:val="20"/>
-          <w:szCs w:val="20"/>
-        </w:rPr>
-      </w:pPr>
-      <w:r>
-        <w:rPr>
-          <w:rFonts w:ascii="Arial" w:eastAsia="Arial" w:hAnsi="Arial" w:cs="Arial"/>
-          <w:sz w:val="20"/>
-          <w:szCs w:val="20"/>
-        </w:rPr>
-        <w:t>Leading</w:t>
-      </w:r>
-      <w:r>
-        <w:rPr>
-          <w:rFonts w:ascii="Arial" w:eastAsia="Arial" w:hAnsi="Arial" w:cs="Arial"/>
-          <w:sz w:val="20"/>
-          <w:szCs w:val="20"/>
-        </w:rPr>
-        <w:t xml:space="preserve"> my own product company, I gained hands-on experience in bridging the gap between technical innovation and business strategy. I identified market opportunities and refined product offerings to </w:t>
-      </w:r>
-      <w:r>
-        <w:rPr>
-          <w:rFonts w:ascii="Arial" w:eastAsia="Arial" w:hAnsi="Arial" w:cs="Arial"/>
-          <w:sz w:val="20"/>
-          <w:szCs w:val="20"/>
-        </w:rPr>
-        <w:t>work toward</w:t>
-      </w:r>
-      <w:r>
-        <w:rPr>
-          <w:rFonts w:ascii="Arial" w:eastAsia="Arial" w:hAnsi="Arial" w:cs="Arial"/>
-          <w:sz w:val="20"/>
-          <w:szCs w:val="20"/>
-        </w:rPr>
-        <w:t xml:space="preserve"> product-market fit. </w:t>
-      </w:r>
-    </w:p>
-    <w:p>
-      <w:pPr>
-        <w:pBdr>
-          <w:top w:val="nil"/>
-          <w:left w:val="nil"/>
-          <w:right w:val="nil"/>
-          <w:between w:val="nil"/>
-        </w:pBdr>
-        <w:rPr>
-          <w:rFonts w:ascii="Arial" w:eastAsia="Arial" w:hAnsi="Arial" w:cs="Arial"/>
-          <w:sz w:val="20"/>
-          <w:szCs w:val="20"/>
-        </w:rPr>
-      </w:pPr>
-    </w:p>
-    <w:p>
-      <w:pPr>
-        <w:pBdr>
-          <w:top w:val="nil"/>
-          <w:left w:val="nil"/>
-          <w:right w:val="nil"/>
-          <w:between w:val="nil"/>
-        </w:pBdr>
-        <w:rPr>
-          <w:rFonts w:ascii="Arial" w:eastAsia="Arial" w:hAnsi="Arial" w:cs="Arial"/>
-          <w:sz w:val="20"/>
-          <w:szCs w:val="20"/>
-        </w:rPr>
-      </w:pPr>
-      <w:r>
-        <w:rPr>
-          <w:rFonts w:ascii="Arial" w:eastAsia="Arial" w:hAnsi="Arial" w:cs="Arial"/>
-          <w:sz w:val="20"/>
-          <w:szCs w:val="20"/>
-        </w:rPr>
-        <w:t xml:space="preserve">Founding the company meant I handled </w:t>
-      </w:r>
-      <w:r>
-        <w:rPr>
-          <w:rFonts w:ascii="Arial" w:eastAsia="Arial" w:hAnsi="Arial" w:cs="Arial"/>
-          <w:sz w:val="20"/>
-          <w:szCs w:val="20"/>
-        </w:rPr>
-        <w:t xml:space="preserve">personnel decisions, sales, admin, and </w:t>
-      </w:r>
-      <w:r>
-        <w:rPr>
-          <w:rFonts w:ascii="Arial" w:eastAsia="Arial" w:hAnsi="Arial" w:cs="Arial"/>
-          <w:sz w:val="20"/>
-          <w:szCs w:val="20"/>
-        </w:rPr>
-        <w:t xml:space="preserve">other business responsibilities. When the business faltered at the </w:t>
-      </w:r>
-      <w:r>
-        <w:rPr>
-          <w:rFonts w:ascii="Arial" w:eastAsia="Arial" w:hAnsi="Arial" w:cs="Arial"/>
-          <w:sz w:val="20"/>
-          <w:szCs w:val="20"/>
-        </w:rPr>
-        <w:t>end</w:t>
-      </w:r>
-      <w:r>
-        <w:rPr>
-          <w:rFonts w:ascii="Arial" w:eastAsia="Arial" w:hAnsi="Arial" w:cs="Arial"/>
-          <w:sz w:val="20"/>
-          <w:szCs w:val="20"/>
-        </w:rPr>
-        <w:t xml:space="preserve"> of </w:t>
-      </w:r>
-      <w:r>
-        <w:rPr>
-          <w:rFonts w:ascii="Arial" w:eastAsia="Arial" w:hAnsi="Arial" w:cs="Arial"/>
-          <w:sz w:val="20"/>
-          <w:szCs w:val="20"/>
-        </w:rPr>
-        <w:t>2019</w:t>
-      </w:r>
-      <w:r>
-        <w:rPr>
-          <w:rFonts w:ascii="Arial" w:eastAsia="Arial" w:hAnsi="Arial" w:cs="Arial"/>
-          <w:sz w:val="20"/>
-          <w:szCs w:val="20"/>
-        </w:rPr>
-        <w:t>, I redirected efforts toward gaining traction through conference talks. This approach leveraged my comfort with socializing at events and proved more natural than cold outreach. I spent considerable effort</w:t>
-      </w:r>
-      <w:r>
-        <w:rPr>
-          <w:rFonts w:ascii="Arial" w:eastAsia="Arial" w:hAnsi="Arial" w:cs="Arial"/>
-          <w:sz w:val="20"/>
-          <w:szCs w:val="20"/>
-        </w:rPr>
-        <w:t xml:space="preserve"> and resources</w:t>
-      </w:r>
-      <w:r>
-        <w:rPr>
-          <w:rFonts w:ascii="Arial" w:eastAsia="Arial" w:hAnsi="Arial" w:cs="Arial"/>
-          <w:sz w:val="20"/>
-          <w:szCs w:val="20"/>
-        </w:rPr>
-        <w:t xml:space="preserve"> refining my presentation skills and applying to speak at conferences. This new strategy was cut short when COVID-19 disrupted the conference circuit.</w:t>
-      </w:r>
-      <w:r>
-        <w:rPr>
-          <w:rFonts w:ascii="Arial" w:eastAsia="Arial" w:hAnsi="Arial" w:cs="Arial"/>
-          <w:sz w:val="20"/>
-          <w:szCs w:val="20"/>
-        </w:rPr>
-        <w:t xml:space="preserve"> Possum Labs did not have the resources to pivot again, and I shut it down.</w:t>
-      </w:r>
-    </w:p>
-    <w:p>
-      <w:pPr>
-        <w:pBdr>
-          <w:top w:val="nil"/>
-          <w:left w:val="nil"/>
-          <w:right w:val="nil"/>
-          <w:between w:val="nil"/>
-        </w:pBdr>
-        <w:rPr>
-          <w:rFonts w:ascii="Arial" w:eastAsia="Arial" w:hAnsi="Arial" w:cs="Arial"/>
-          <w:color w:val="000000"/>
-          <w:sz w:val="20"/>
-          <w:szCs w:val="20"/>
-        </w:rPr>
-      </w:pPr>
+        </w:rPr>
+      </w:pPr>
+      <w:r>
+        <w:rPr>
+          <w:rFonts w:ascii="Arial" w:eastAsia="Arial" w:hAnsi="Arial" w:cs="Arial"/>
+          <w:color w:val="000000"/>
+          <w:sz w:val="20"/>
+          <w:szCs w:val="20"/>
+        </w:rPr>
+        <w:t xml:space="preserve">After that, I focused on potential expansions and potential acquisitions, as well as led the cross-functional group exploring and prototyping AI solutions. In June of 2025, MBO Partners was acquired by Beeline.  </w:t>
+      </w:r>
     </w:p>
     <w:p>
       <w:pPr>
@@ -1512,8 +1015,667 @@
           <w:color w:val="000000"/>
           <w:sz w:val="20"/>
           <w:szCs w:val="20"/>
+        </w:rPr>
+      </w:pPr>
+    </w:p>
+    <w:p>
+      <w:pPr>
+        <w:pBdr>
+          <w:top w:val="nil"/>
+          <w:left w:val="nil"/>
+          <w:right w:val="nil"/>
+          <w:between w:val="nil"/>
+        </w:pBdr>
+        <w:tabs>
+          <w:tab w:val="right" w:pos="9360"/>
+        </w:tabs>
+        <w:rPr>
+          <w:rFonts w:ascii="Arial" w:eastAsia="Arial" w:hAnsi="Arial" w:cs="Arial"/>
+          <w:color w:val="000000"/>
+          <w:sz w:val="20"/>
+          <w:szCs w:val="20"/>
+        </w:rPr>
+      </w:pPr>
+    </w:p>
+    <w:p>
+      <w:pPr>
+        <w:rPr>
+          <w:rFonts w:ascii="Arial" w:eastAsia="Arial" w:hAnsi="Arial" w:cs="Arial"/>
+          <w:b/>
+          <w:sz w:val="20"/>
+          <w:szCs w:val="20"/>
+        </w:rPr>
+      </w:pPr>
+      <w:r>
+        <w:rPr>
+          <w:rFonts w:ascii="Arial" w:eastAsia="Arial" w:hAnsi="Arial" w:cs="Arial"/>
+          <w:b/>
+          <w:sz w:val="20"/>
+          <w:szCs w:val="20"/>
+        </w:rPr>
+        <w:t>Senior Developer | Charles Schwab</w:t>
+      </w:r>
+      <w:r>
+        <w:rPr>
+          <w:rFonts w:ascii="Arial" w:eastAsia="Arial" w:hAnsi="Arial" w:cs="Arial"/>
+          <w:b/>
+          <w:sz w:val="20"/>
+          <w:szCs w:val="20"/>
+        </w:rPr>
+        <w:t xml:space="preserve"> | </w:t>
+      </w:r>
+      <w:r>
+        <w:rPr>
+          <w:rFonts w:ascii="Arial" w:eastAsia="Arial" w:hAnsi="Arial" w:cs="Arial"/>
+          <w:b/>
+          <w:sz w:val="20"/>
+          <w:szCs w:val="20"/>
+        </w:rPr>
+        <w:t>Remote</w:t>
+      </w:r>
+      <w:r>
+        <w:rPr>
+          <w:rFonts w:ascii="Arial" w:eastAsia="Arial" w:hAnsi="Arial" w:cs="Arial"/>
+          <w:b/>
+          <w:sz w:val="20"/>
+          <w:szCs w:val="20"/>
+        </w:rPr>
+        <w:tab/>
+      </w:r>
+      <w:r>
+        <w:rPr>
+          <w:rFonts w:ascii="Arial" w:eastAsia="Arial" w:hAnsi="Arial" w:cs="Arial"/>
+          <w:b/>
+          <w:sz w:val="20"/>
+          <w:szCs w:val="20"/>
+        </w:rPr>
+        <w:t>Jul</w:t>
+      </w:r>
+      <w:r>
+        <w:rPr>
+          <w:rFonts w:ascii="Arial" w:eastAsia="Arial" w:hAnsi="Arial" w:cs="Arial"/>
+          <w:b/>
+          <w:sz w:val="20"/>
+          <w:szCs w:val="20"/>
+        </w:rPr>
+        <w:t xml:space="preserve"> 202</w:t>
+      </w:r>
+      <w:r>
+        <w:rPr>
+          <w:rFonts w:ascii="Arial" w:eastAsia="Arial" w:hAnsi="Arial" w:cs="Arial"/>
+          <w:b/>
+          <w:sz w:val="20"/>
+          <w:szCs w:val="20"/>
+        </w:rPr>
+        <w:t>0</w:t>
+      </w:r>
+      <w:r>
+        <w:rPr>
+          <w:rFonts w:ascii="Arial" w:eastAsia="Arial" w:hAnsi="Arial" w:cs="Arial"/>
+          <w:b/>
+          <w:sz w:val="20"/>
+          <w:szCs w:val="20"/>
           <w:highlight w:val="white"/>
         </w:rPr>
+        <w:t xml:space="preserve"> – </w:t>
+      </w:r>
+      <w:r>
+        <w:rPr>
+          <w:rFonts w:ascii="Arial" w:eastAsia="Arial" w:hAnsi="Arial" w:cs="Arial"/>
+          <w:b/>
+          <w:sz w:val="20"/>
+          <w:szCs w:val="20"/>
+        </w:rPr>
+        <w:t>Jan</w:t>
+      </w:r>
+      <w:r>
+        <w:rPr>
+          <w:rFonts w:ascii="Arial" w:eastAsia="Arial" w:hAnsi="Arial" w:cs="Arial"/>
+          <w:b/>
+          <w:sz w:val="20"/>
+          <w:szCs w:val="20"/>
+        </w:rPr>
+        <w:t xml:space="preserve"> 2022</w:t>
+      </w:r>
+    </w:p>
+    <w:p>
+      <w:pPr>
+        <w:pBdr>
+          <w:top w:val="nil"/>
+          <w:left w:val="nil"/>
+          <w:right w:val="nil"/>
+          <w:between w:val="nil"/>
+        </w:pBdr>
+        <w:tabs>
+          <w:tab w:val="right" w:pos="9360"/>
+        </w:tabs>
+        <w:rPr>
+          <w:rFonts w:ascii="Arial" w:eastAsia="Arial" w:hAnsi="Arial" w:cs="Arial"/>
+          <w:color w:val="000000"/>
+          <w:sz w:val="20"/>
+          <w:szCs w:val="20"/>
+          <w:highlight w:val="white"/>
+        </w:rPr>
+      </w:pPr>
+    </w:p>
+    <w:p>
+      <w:pPr>
+        <w:pBdr>
+          <w:top w:val="nil"/>
+          <w:left w:val="nil"/>
+          <w:right w:val="nil"/>
+          <w:between w:val="nil"/>
+        </w:pBdr>
+        <w:rPr>
+          <w:rFonts w:ascii="Arial" w:eastAsia="Arial" w:hAnsi="Arial" w:cs="Arial"/>
+          <w:color w:val="000000"/>
+          <w:sz w:val="20"/>
+          <w:szCs w:val="20"/>
+        </w:rPr>
+      </w:pPr>
+      <w:r>
+        <w:rPr>
+          <w:rFonts w:ascii="Arial" w:eastAsia="Arial" w:hAnsi="Arial" w:cs="Arial"/>
+          <w:color w:val="000000"/>
+          <w:sz w:val="20"/>
+          <w:szCs w:val="20"/>
+        </w:rPr>
+        <w:t>Supported existing applications and developed new technologies.</w:t>
+      </w:r>
+    </w:p>
+    <w:p>
+      <w:pPr>
+        <w:pBdr>
+          <w:top w:val="nil"/>
+          <w:left w:val="nil"/>
+          <w:right w:val="nil"/>
+          <w:between w:val="nil"/>
+        </w:pBdr>
+        <w:rPr>
+          <w:rFonts w:ascii="Arial" w:eastAsia="Arial" w:hAnsi="Arial" w:cs="Arial"/>
+          <w:color w:val="000000"/>
+          <w:sz w:val="20"/>
+          <w:szCs w:val="20"/>
+        </w:rPr>
+      </w:pPr>
+    </w:p>
+    <w:p>
+      <w:pPr>
+        <w:rPr>
+          <w:rFonts w:ascii="Arial" w:eastAsia="Arial" w:hAnsi="Arial" w:cs="Arial"/>
+          <w:b/>
+          <w:sz w:val="20"/>
+          <w:szCs w:val="20"/>
+        </w:rPr>
+      </w:pPr>
+      <w:r>
+        <w:rPr>
+          <w:rFonts w:ascii="Arial" w:eastAsia="Arial" w:hAnsi="Arial" w:cs="Arial"/>
+          <w:b/>
+          <w:sz w:val="20"/>
+          <w:szCs w:val="20"/>
+        </w:rPr>
+        <w:t>Founder</w:t>
+      </w:r>
+      <w:r>
+        <w:rPr>
+          <w:rFonts w:ascii="Arial" w:eastAsia="Arial" w:hAnsi="Arial" w:cs="Arial"/>
+          <w:b/>
+          <w:sz w:val="20"/>
+          <w:szCs w:val="20"/>
+        </w:rPr>
+        <w:t xml:space="preserve"> | </w:t>
+      </w:r>
+      <w:r>
+        <w:rPr>
+          <w:rFonts w:ascii="Arial" w:eastAsia="Arial" w:hAnsi="Arial" w:cs="Arial"/>
+          <w:b/>
+          <w:sz w:val="20"/>
+          <w:szCs w:val="20"/>
+        </w:rPr>
+        <w:t>Possum Labs | Denver</w:t>
+      </w:r>
+      <w:r>
+        <w:rPr>
+          <w:rFonts w:ascii="Arial" w:eastAsia="Arial" w:hAnsi="Arial" w:cs="Arial"/>
+          <w:b/>
+          <w:sz w:val="20"/>
+          <w:szCs w:val="20"/>
+        </w:rPr>
+        <w:t>, CO</w:t>
+      </w:r>
+      <w:r>
+        <w:rPr>
+          <w:rFonts w:ascii="Arial" w:eastAsia="Arial" w:hAnsi="Arial" w:cs="Arial"/>
+          <w:b/>
+          <w:sz w:val="20"/>
+          <w:szCs w:val="20"/>
+        </w:rPr>
+        <w:tab/>
+      </w:r>
+      <w:r>
+        <w:rPr>
+          <w:rFonts w:ascii="Arial" w:eastAsia="Arial" w:hAnsi="Arial" w:cs="Arial"/>
+          <w:b/>
+          <w:sz w:val="20"/>
+          <w:szCs w:val="20"/>
+        </w:rPr>
+        <w:t>Jan</w:t>
+      </w:r>
+      <w:r>
+        <w:rPr>
+          <w:rFonts w:ascii="Arial" w:eastAsia="Arial" w:hAnsi="Arial" w:cs="Arial"/>
+          <w:b/>
+          <w:sz w:val="20"/>
+          <w:szCs w:val="20"/>
+        </w:rPr>
+        <w:t xml:space="preserve"> 2018</w:t>
+      </w:r>
+      <w:r>
+        <w:rPr>
+          <w:rFonts w:ascii="Arial" w:eastAsia="Arial" w:hAnsi="Arial" w:cs="Arial"/>
+          <w:b/>
+          <w:sz w:val="20"/>
+          <w:szCs w:val="20"/>
+          <w:highlight w:val="white"/>
+        </w:rPr>
+        <w:t xml:space="preserve"> – </w:t>
+      </w:r>
+      <w:r>
+        <w:rPr>
+          <w:rFonts w:ascii="Arial" w:eastAsia="Arial" w:hAnsi="Arial" w:cs="Arial"/>
+          <w:b/>
+          <w:sz w:val="20"/>
+          <w:szCs w:val="20"/>
+        </w:rPr>
+        <w:t>Apr</w:t>
+      </w:r>
+      <w:r>
+        <w:rPr>
+          <w:rFonts w:ascii="Arial" w:eastAsia="Arial" w:hAnsi="Arial" w:cs="Arial"/>
+          <w:b/>
+          <w:sz w:val="20"/>
+          <w:szCs w:val="20"/>
+        </w:rPr>
+        <w:t xml:space="preserve"> 202</w:t>
+      </w:r>
+      <w:r>
+        <w:rPr>
+          <w:rFonts w:ascii="Arial" w:eastAsia="Arial" w:hAnsi="Arial" w:cs="Arial"/>
+          <w:b/>
+          <w:sz w:val="20"/>
+          <w:szCs w:val="20"/>
+        </w:rPr>
+        <w:t>0</w:t>
+      </w:r>
+    </w:p>
+    <w:p>
+      <w:pPr>
+        <w:pBdr>
+          <w:top w:val="nil"/>
+          <w:left w:val="nil"/>
+          <w:right w:val="nil"/>
+          <w:between w:val="nil"/>
+        </w:pBdr>
+        <w:rPr>
+          <w:rFonts w:ascii="Arial" w:eastAsia="Arial" w:hAnsi="Arial" w:cs="Arial"/>
+          <w:sz w:val="20"/>
+          <w:szCs w:val="20"/>
+        </w:rPr>
+      </w:pPr>
+    </w:p>
+    <w:p>
+      <w:pPr>
+        <w:pBdr>
+          <w:top w:val="nil"/>
+          <w:left w:val="nil"/>
+          <w:right w:val="nil"/>
+          <w:between w:val="nil"/>
+        </w:pBdr>
+        <w:rPr>
+          <w:rFonts w:ascii="Arial" w:eastAsia="Arial" w:hAnsi="Arial" w:cs="Arial"/>
+          <w:sz w:val="20"/>
+          <w:szCs w:val="20"/>
+        </w:rPr>
+      </w:pPr>
+      <w:r>
+        <w:rPr>
+          <w:rFonts w:ascii="Arial" w:eastAsia="Arial" w:hAnsi="Arial" w:cs="Arial"/>
+          <w:sz w:val="20"/>
+          <w:szCs w:val="20"/>
+        </w:rPr>
+        <w:t xml:space="preserve">After developing a similar </w:t>
+      </w:r>
+      <w:r>
+        <w:rPr>
+          <w:rFonts w:ascii="Arial" w:eastAsia="Arial" w:hAnsi="Arial" w:cs="Arial"/>
+          <w:sz w:val="20"/>
+          <w:szCs w:val="20"/>
+        </w:rPr>
+        <w:t xml:space="preserve">test </w:t>
+      </w:r>
+      <w:r>
+        <w:rPr>
+          <w:rFonts w:ascii="Arial" w:eastAsia="Arial" w:hAnsi="Arial" w:cs="Arial"/>
+          <w:sz w:val="20"/>
+          <w:szCs w:val="20"/>
+        </w:rPr>
+        <w:t xml:space="preserve">system at </w:t>
+      </w:r>
+      <w:r>
+        <w:rPr>
+          <w:rFonts w:ascii="Arial" w:eastAsia="Arial" w:hAnsi="Arial" w:cs="Arial"/>
+          <w:sz w:val="20"/>
+          <w:szCs w:val="20"/>
+        </w:rPr>
+        <w:t>Trimble, Starz, and Envision</w:t>
+      </w:r>
+      <w:r>
+        <w:rPr>
+          <w:rFonts w:ascii="Arial" w:eastAsia="Arial" w:hAnsi="Arial" w:cs="Arial"/>
+          <w:sz w:val="20"/>
+          <w:szCs w:val="20"/>
+        </w:rPr>
+        <w:t>,</w:t>
+      </w:r>
+      <w:r>
+        <w:rPr>
+          <w:rFonts w:ascii="Arial" w:eastAsia="Arial" w:hAnsi="Arial" w:cs="Arial"/>
+          <w:sz w:val="20"/>
+          <w:szCs w:val="20"/>
+        </w:rPr>
+        <w:t xml:space="preserve"> </w:t>
+      </w:r>
+      <w:r>
+        <w:rPr>
+          <w:rFonts w:ascii="Arial" w:eastAsia="Arial" w:hAnsi="Arial" w:cs="Arial"/>
+          <w:sz w:val="20"/>
+          <w:szCs w:val="20"/>
+        </w:rPr>
+        <w:t>I saw an opportunity</w:t>
+      </w:r>
+      <w:r>
+        <w:rPr>
+          <w:rFonts w:ascii="Arial" w:eastAsia="Arial" w:hAnsi="Arial" w:cs="Arial"/>
+          <w:sz w:val="20"/>
+          <w:szCs w:val="20"/>
+        </w:rPr>
+        <w:t xml:space="preserve"> to productize that solution</w:t>
+      </w:r>
+      <w:r>
+        <w:rPr>
+          <w:rFonts w:ascii="Arial" w:eastAsia="Arial" w:hAnsi="Arial" w:cs="Arial"/>
+          <w:sz w:val="20"/>
+          <w:szCs w:val="20"/>
+        </w:rPr>
+        <w:t>; I</w:t>
+      </w:r>
+      <w:r>
+        <w:rPr>
+          <w:rFonts w:ascii="Arial" w:eastAsia="Arial" w:hAnsi="Arial" w:cs="Arial"/>
+          <w:sz w:val="20"/>
+          <w:szCs w:val="20"/>
+        </w:rPr>
+        <w:t xml:space="preserve"> pivoted Possum Labs from a consulting business to a product company. We developed and built a user-friendly web app for organizations’ business experts to describe desired outcomes for software in customizable domain-specific languages. It allowed me to create </w:t>
+      </w:r>
+      <w:proofErr w:type="gramStart"/>
+      <w:r>
+        <w:rPr>
+          <w:rFonts w:ascii="Arial" w:eastAsia="Arial" w:hAnsi="Arial" w:cs="Arial"/>
+          <w:sz w:val="20"/>
+          <w:szCs w:val="20"/>
+        </w:rPr>
+        <w:t>an architecture</w:t>
+      </w:r>
+      <w:proofErr w:type="gramEnd"/>
+      <w:r>
+        <w:rPr>
+          <w:rFonts w:ascii="Arial" w:eastAsia="Arial" w:hAnsi="Arial" w:cs="Arial"/>
+          <w:sz w:val="20"/>
+          <w:szCs w:val="20"/>
+        </w:rPr>
+        <w:t>, learn how to run a business, build &amp; mentor a team, and work with customers.</w:t>
+      </w:r>
+    </w:p>
+    <w:p>
+      <w:pPr>
+        <w:pBdr>
+          <w:top w:val="nil"/>
+          <w:left w:val="nil"/>
+          <w:right w:val="nil"/>
+          <w:between w:val="nil"/>
+        </w:pBdr>
+        <w:rPr>
+          <w:rFonts w:ascii="Arial" w:eastAsia="Arial" w:hAnsi="Arial" w:cs="Arial"/>
+          <w:sz w:val="20"/>
+          <w:szCs w:val="20"/>
+        </w:rPr>
+      </w:pPr>
+      <w:r>
+        <w:rPr>
+          <w:rFonts w:ascii="Arial" w:eastAsia="Arial" w:hAnsi="Arial" w:cs="Arial"/>
+          <w:sz w:val="20"/>
+          <w:szCs w:val="20"/>
+        </w:rPr>
+        <w:t>The organization was primarily staffed with bootcamp graduates who were paid interns. I mentored and helped them land permanent positions, and they got real-life experience. The architecture was built to support this high turnover of inexperienced but highly motivated developers.</w:t>
+      </w:r>
+    </w:p>
+    <w:p>
+      <w:pPr>
+        <w:pBdr>
+          <w:top w:val="nil"/>
+          <w:left w:val="nil"/>
+          <w:right w:val="nil"/>
+          <w:between w:val="nil"/>
+        </w:pBdr>
+        <w:rPr>
+          <w:rFonts w:ascii="Arial" w:eastAsia="Arial" w:hAnsi="Arial" w:cs="Arial"/>
+          <w:sz w:val="20"/>
+          <w:szCs w:val="20"/>
+        </w:rPr>
+      </w:pPr>
+    </w:p>
+    <w:p>
+      <w:pPr>
+        <w:pBdr>
+          <w:top w:val="nil"/>
+          <w:left w:val="nil"/>
+          <w:right w:val="nil"/>
+          <w:between w:val="nil"/>
+        </w:pBdr>
+        <w:rPr>
+          <w:rFonts w:ascii="Arial" w:eastAsia="Arial" w:hAnsi="Arial" w:cs="Arial"/>
+          <w:sz w:val="20"/>
+          <w:szCs w:val="20"/>
+        </w:rPr>
+      </w:pPr>
+      <w:r>
+        <w:rPr>
+          <w:rFonts w:ascii="Arial" w:eastAsia="Arial" w:hAnsi="Arial" w:cs="Arial"/>
+          <w:sz w:val="20"/>
+          <w:szCs w:val="20"/>
+        </w:rPr>
+        <w:t>Leading</w:t>
+      </w:r>
+      <w:r>
+        <w:rPr>
+          <w:rFonts w:ascii="Arial" w:eastAsia="Arial" w:hAnsi="Arial" w:cs="Arial"/>
+          <w:sz w:val="20"/>
+          <w:szCs w:val="20"/>
+        </w:rPr>
+        <w:t xml:space="preserve"> my own product company, I gained hands-on experience in bridging the gap between technical innovation and business strategy. I identified market opportunities and refined product offerings to </w:t>
+      </w:r>
+      <w:r>
+        <w:rPr>
+          <w:rFonts w:ascii="Arial" w:eastAsia="Arial" w:hAnsi="Arial" w:cs="Arial"/>
+          <w:sz w:val="20"/>
+          <w:szCs w:val="20"/>
+        </w:rPr>
+        <w:t>work toward</w:t>
+      </w:r>
+      <w:r>
+        <w:rPr>
+          <w:rFonts w:ascii="Arial" w:eastAsia="Arial" w:hAnsi="Arial" w:cs="Arial"/>
+          <w:sz w:val="20"/>
+          <w:szCs w:val="20"/>
+        </w:rPr>
+        <w:t xml:space="preserve"> product-market fit. </w:t>
+      </w:r>
+    </w:p>
+    <w:p>
+      <w:pPr>
+        <w:pBdr>
+          <w:top w:val="nil"/>
+          <w:left w:val="nil"/>
+          <w:right w:val="nil"/>
+          <w:between w:val="nil"/>
+        </w:pBdr>
+        <w:rPr>
+          <w:rFonts w:ascii="Arial" w:eastAsia="Arial" w:hAnsi="Arial" w:cs="Arial"/>
+          <w:sz w:val="20"/>
+          <w:szCs w:val="20"/>
+        </w:rPr>
+      </w:pPr>
+    </w:p>
+    <w:p>
+      <w:pPr>
+        <w:pBdr>
+          <w:top w:val="nil"/>
+          <w:left w:val="nil"/>
+          <w:right w:val="nil"/>
+          <w:between w:val="nil"/>
+        </w:pBdr>
+        <w:rPr>
+          <w:rFonts w:ascii="Arial" w:eastAsia="Arial" w:hAnsi="Arial" w:cs="Arial"/>
+          <w:sz w:val="20"/>
+          <w:szCs w:val="20"/>
+        </w:rPr>
+      </w:pPr>
+      <w:proofErr w:type="gramStart"/>
+      <w:r>
+        <w:rPr>
+          <w:rFonts w:ascii="Arial" w:eastAsia="Arial" w:hAnsi="Arial" w:cs="Arial"/>
+          <w:sz w:val="20"/>
+          <w:szCs w:val="20"/>
+        </w:rPr>
+        <w:t>Founding</w:t>
+      </w:r>
+      <w:proofErr w:type="gramEnd"/>
+      <w:r>
+        <w:rPr>
+          <w:rFonts w:ascii="Arial" w:eastAsia="Arial" w:hAnsi="Arial" w:cs="Arial"/>
+          <w:sz w:val="20"/>
+          <w:szCs w:val="20"/>
+        </w:rPr>
+        <w:t xml:space="preserve"> the company meant I handled </w:t>
+      </w:r>
+      <w:r>
+        <w:rPr>
+          <w:rFonts w:ascii="Arial" w:eastAsia="Arial" w:hAnsi="Arial" w:cs="Arial"/>
+          <w:sz w:val="20"/>
+          <w:szCs w:val="20"/>
+        </w:rPr>
+        <w:t xml:space="preserve">personnel decisions, sales, admin, and </w:t>
+      </w:r>
+      <w:r>
+        <w:rPr>
+          <w:rFonts w:ascii="Arial" w:eastAsia="Arial" w:hAnsi="Arial" w:cs="Arial"/>
+          <w:sz w:val="20"/>
+          <w:szCs w:val="20"/>
+        </w:rPr>
+        <w:t xml:space="preserve">other business responsibilities. When the business faltered at the </w:t>
+      </w:r>
+      <w:r>
+        <w:rPr>
+          <w:rFonts w:ascii="Arial" w:eastAsia="Arial" w:hAnsi="Arial" w:cs="Arial"/>
+          <w:sz w:val="20"/>
+          <w:szCs w:val="20"/>
+        </w:rPr>
+        <w:t>end</w:t>
+      </w:r>
+      <w:r>
+        <w:rPr>
+          <w:rFonts w:ascii="Arial" w:eastAsia="Arial" w:hAnsi="Arial" w:cs="Arial"/>
+          <w:sz w:val="20"/>
+          <w:szCs w:val="20"/>
+        </w:rPr>
+        <w:t xml:space="preserve"> of </w:t>
+      </w:r>
+      <w:r>
+        <w:rPr>
+          <w:rFonts w:ascii="Arial" w:eastAsia="Arial" w:hAnsi="Arial" w:cs="Arial"/>
+          <w:sz w:val="20"/>
+          <w:szCs w:val="20"/>
+        </w:rPr>
+        <w:t>2019</w:t>
+      </w:r>
+      <w:r>
+        <w:rPr>
+          <w:rFonts w:ascii="Arial" w:eastAsia="Arial" w:hAnsi="Arial" w:cs="Arial"/>
+          <w:sz w:val="20"/>
+          <w:szCs w:val="20"/>
+        </w:rPr>
+        <w:t>, I redirected efforts toward gaining traction through conference talks. This approach leveraged my comfort with socializing at events and proved more natural than cold outreach. I spent considerable effort</w:t>
+      </w:r>
+      <w:r>
+        <w:rPr>
+          <w:rFonts w:ascii="Arial" w:eastAsia="Arial" w:hAnsi="Arial" w:cs="Arial"/>
+          <w:sz w:val="20"/>
+          <w:szCs w:val="20"/>
+        </w:rPr>
+        <w:t xml:space="preserve"> and resources</w:t>
+      </w:r>
+      <w:r>
+        <w:rPr>
+          <w:rFonts w:ascii="Arial" w:eastAsia="Arial" w:hAnsi="Arial" w:cs="Arial"/>
+          <w:sz w:val="20"/>
+          <w:szCs w:val="20"/>
+        </w:rPr>
+        <w:t xml:space="preserve"> refining my presentation skills and applying to speak at conferences. This new strategy was cut short when COVID-19 disrupted the conference circuit.</w:t>
+      </w:r>
+      <w:r>
+        <w:rPr>
+          <w:rFonts w:ascii="Arial" w:eastAsia="Arial" w:hAnsi="Arial" w:cs="Arial"/>
+          <w:sz w:val="20"/>
+          <w:szCs w:val="20"/>
+        </w:rPr>
+        <w:t xml:space="preserve"> Possum Labs did not have the resources to pivot again, and I shut it down.</w:t>
+      </w:r>
+    </w:p>
+    <w:p>
+      <w:pPr>
+        <w:pBdr>
+          <w:top w:val="nil"/>
+          <w:left w:val="nil"/>
+          <w:right w:val="nil"/>
+          <w:between w:val="nil"/>
+        </w:pBdr>
+        <w:rPr>
+          <w:rFonts w:ascii="Arial" w:eastAsia="Arial" w:hAnsi="Arial" w:cs="Arial"/>
+          <w:color w:val="000000"/>
+          <w:sz w:val="20"/>
+          <w:szCs w:val="20"/>
+        </w:rPr>
+      </w:pPr>
+    </w:p>
+    <w:p>
+      <w:pPr>
+        <w:pBdr>
+          <w:top w:val="nil"/>
+          <w:left w:val="nil"/>
+          <w:right w:val="nil"/>
+          <w:between w:val="nil"/>
+        </w:pBdr>
+        <w:tabs>
+          <w:tab w:val="right" w:pos="9360"/>
+        </w:tabs>
+        <w:rPr>
+          <w:rFonts w:ascii="Arial" w:eastAsia="Arial" w:hAnsi="Arial" w:cs="Arial"/>
+          <w:color w:val="000000"/>
+          <w:sz w:val="20"/>
+          <w:szCs w:val="20"/>
+          <w:highlight w:val="white"/>
+        </w:rPr>
       </w:pPr>
       <w:r>
         <w:rPr>
@@ -1786,7 +1948,25 @@
           <w:sz w:val="20"/>
           <w:szCs w:val="20"/>
         </w:rPr>
-        <w:t xml:space="preserve">By iterating on the data visualization to disprove misconceptions, </w:t>
+        <w:t xml:space="preserve">By </w:t>
+      </w:r>
+      <w:proofErr w:type="gramStart"/>
+      <w:r>
+        <w:rPr>
+          <w:rFonts w:ascii="Arial" w:eastAsia="Arial" w:hAnsi="Arial" w:cs="Arial"/>
+          <w:sz w:val="20"/>
+          <w:szCs w:val="20"/>
+        </w:rPr>
+        <w:t>iterating on the</w:t>
+      </w:r>
+      <w:proofErr w:type="gramEnd"/>
+      <w:r>
+        <w:rPr>
+          <w:rFonts w:ascii="Arial" w:eastAsia="Arial" w:hAnsi="Arial" w:cs="Arial"/>
+          <w:sz w:val="20"/>
+          <w:szCs w:val="20"/>
+        </w:rPr>
+        <w:t xml:space="preserve"> data visualization to disprove misconceptions, </w:t>
       </w:r>
       <w:r>
         <w:rPr>
@@ -2985,7 +3165,7 @@
       </w:rPr>
       <w:t xml:space="preserve">LinkedIn: </w:t>
     </w:r>
-    <w:bookmarkStart w:id="2" w:name="_Hlk140085253"/>
+    <w:bookmarkStart w:id="3" w:name="_Hlk140085253"/>
     <w:r>
       <w:rPr>
         <w:rFonts w:ascii="Arial" w:eastAsia="Arial" w:hAnsi="Arial" w:cs="Arial"/>
@@ -2995,7 +3175,7 @@
       </w:rPr>
       <w:t>https://www.linkedin.com/in/bashamer</w:t>
     </w:r>
-    <w:bookmarkEnd w:id="2"/>
+    <w:bookmarkEnd w:id="3"/>
     <w:r>
       <w:rPr>
         <w:rFonts w:ascii="Arial" w:eastAsia="Arial" w:hAnsi="Arial" w:cs="Arial"/>
@@ -3005,6 +3185,7 @@
       </w:rPr>
       <w:tab/>
     </w:r>
+    <w:proofErr w:type="spellStart"/>
     <w:r>
       <w:rPr>
         <w:rFonts w:ascii="Arial Black" w:eastAsia="Arial Black" w:hAnsi="Arial Black" w:cs="Arial Black"/>
@@ -3021,7 +3202,17 @@
         <w:szCs w:val="20"/>
         <w:lang w:val="nl-NL"/>
       </w:rPr>
-      <w:t xml:space="preserve">ll: </w:t>
+      <w:t>ll</w:t>
+    </w:r>
+    <w:proofErr w:type="spellEnd"/>
+    <w:r>
+      <w:rPr>
+        <w:rFonts w:ascii="Arial Black" w:eastAsia="Arial Black" w:hAnsi="Arial Black" w:cs="Arial Black"/>
+        <w:sz w:val="20"/>
+        <w:szCs w:val="20"/>
+        <w:lang w:val="nl-NL"/>
+      </w:rPr>
+      <w:t xml:space="preserve">: </w:t>
     </w:r>
     <w:r>
       <w:rPr>
